--- a/documentation/CHAPTER_6_Diagram_Images_RakshaSafe.docx
+++ b/documentation/CHAPTER_6_Diagram_Images_RakshaSafe.docx
@@ -24,7 +24,7 @@
       <w:r>
         <w:drawing>
           <wp:inline xmlns:a="http://schemas.openxmlformats.org/drawingml/2006/main" xmlns:pic="http://schemas.openxmlformats.org/drawingml/2006/picture">
-            <wp:extent cx="6696000" cy="2444894"/>
+            <wp:extent cx="6670894" cy="8820000"/>
             <wp:docPr id="1" name="Picture 1"/>
             <wp:cNvGraphicFramePr>
               <a:graphicFrameLocks noChangeAspect="1"/>
@@ -45,7 +45,7 @@
                   <pic:spPr>
                     <a:xfrm>
                       <a:off x="0" y="0"/>
-                      <a:ext cx="6696000" cy="2444894"/>
+                      <a:ext cx="6670894" cy="8820000"/>
                     </a:xfrm>
                     <a:prstGeom prst="rect"/>
                   </pic:spPr>
@@ -86,7 +86,7 @@
       <w:r>
         <w:drawing>
           <wp:inline xmlns:a="http://schemas.openxmlformats.org/drawingml/2006/main" xmlns:pic="http://schemas.openxmlformats.org/drawingml/2006/picture">
-            <wp:extent cx="6696000" cy="4161691"/>
+            <wp:extent cx="6696000" cy="2766675"/>
             <wp:docPr id="2" name="Picture 2"/>
             <wp:cNvGraphicFramePr>
               <a:graphicFrameLocks noChangeAspect="1"/>
@@ -107,7 +107,7 @@
                   <pic:spPr>
                     <a:xfrm>
                       <a:off x="0" y="0"/>
-                      <a:ext cx="6696000" cy="4161691"/>
+                      <a:ext cx="6696000" cy="2766675"/>
                     </a:xfrm>
                     <a:prstGeom prst="rect"/>
                   </pic:spPr>
@@ -148,7 +148,7 @@
       <w:r>
         <w:drawing>
           <wp:inline xmlns:a="http://schemas.openxmlformats.org/drawingml/2006/main" xmlns:pic="http://schemas.openxmlformats.org/drawingml/2006/picture">
-            <wp:extent cx="6696000" cy="5263564"/>
+            <wp:extent cx="6696000" cy="8628179"/>
             <wp:docPr id="3" name="Picture 3"/>
             <wp:cNvGraphicFramePr>
               <a:graphicFrameLocks noChangeAspect="1"/>
@@ -169,7 +169,7 @@
                   <pic:spPr>
                     <a:xfrm>
                       <a:off x="0" y="0"/>
-                      <a:ext cx="6696000" cy="5263564"/>
+                      <a:ext cx="6696000" cy="8628179"/>
                     </a:xfrm>
                     <a:prstGeom prst="rect"/>
                   </pic:spPr>
@@ -210,7 +210,7 @@
       <w:r>
         <w:drawing>
           <wp:inline xmlns:a="http://schemas.openxmlformats.org/drawingml/2006/main" xmlns:pic="http://schemas.openxmlformats.org/drawingml/2006/picture">
-            <wp:extent cx="6696000" cy="5127949"/>
+            <wp:extent cx="6696000" cy="2444961"/>
             <wp:docPr id="4" name="Picture 4"/>
             <wp:cNvGraphicFramePr>
               <a:graphicFrameLocks noChangeAspect="1"/>
@@ -231,7 +231,7 @@
                   <pic:spPr>
                     <a:xfrm>
                       <a:off x="0" y="0"/>
-                      <a:ext cx="6696000" cy="5127949"/>
+                      <a:ext cx="6696000" cy="2444961"/>
                     </a:xfrm>
                     <a:prstGeom prst="rect"/>
                   </pic:spPr>
@@ -272,7 +272,7 @@
       <w:r>
         <w:drawing>
           <wp:inline xmlns:a="http://schemas.openxmlformats.org/drawingml/2006/main" xmlns:pic="http://schemas.openxmlformats.org/drawingml/2006/picture">
-            <wp:extent cx="6696000" cy="4983858"/>
+            <wp:extent cx="5695911" cy="8820000"/>
             <wp:docPr id="5" name="Picture 5"/>
             <wp:cNvGraphicFramePr>
               <a:graphicFrameLocks noChangeAspect="1"/>
@@ -293,7 +293,7 @@
                   <pic:spPr>
                     <a:xfrm>
                       <a:off x="0" y="0"/>
-                      <a:ext cx="6696000" cy="4983858"/>
+                      <a:ext cx="5695911" cy="8820000"/>
                     </a:xfrm>
                     <a:prstGeom prst="rect"/>
                   </pic:spPr>
@@ -334,7 +334,7 @@
       <w:r>
         <w:drawing>
           <wp:inline xmlns:a="http://schemas.openxmlformats.org/drawingml/2006/main" xmlns:pic="http://schemas.openxmlformats.org/drawingml/2006/picture">
-            <wp:extent cx="6696000" cy="4712627"/>
+            <wp:extent cx="6696000" cy="4422641"/>
             <wp:docPr id="6" name="Picture 6"/>
             <wp:cNvGraphicFramePr>
               <a:graphicFrameLocks noChangeAspect="1"/>
@@ -355,7 +355,7 @@
                   <pic:spPr>
                     <a:xfrm>
                       <a:off x="0" y="0"/>
-                      <a:ext cx="6696000" cy="4712627"/>
+                      <a:ext cx="6696000" cy="4422641"/>
                     </a:xfrm>
                     <a:prstGeom prst="rect"/>
                   </pic:spPr>
